--- a/ADG/ADG_Install_Guide_Chicago_Boston.docx
+++ b/ADG/ADG_Install_Guide_Chicago_Boston.docx
@@ -97,12 +97,6 @@
         <w:gridCol w:w="4645"/>
       </w:tblGrid>
       <w:tr>
-        <w:tblPrEx>
-          <w:tblCellMar>
-            <w:top w:w="0" w:type="dxa"/>
-            <w:bottom w:w="0" w:type="dxa"/>
-          </w:tblCellMar>
-        </w:tblPrEx>
         <w:tc>
           <w:tcPr>
             <w:tcW w:w="2400" w:type="dxa"/>
@@ -204,12 +198,6 @@
         </w:tc>
       </w:tr>
       <w:tr>
-        <w:tblPrEx>
-          <w:tblCellMar>
-            <w:top w:w="0" w:type="dxa"/>
-            <w:bottom w:w="0" w:type="dxa"/>
-          </w:tblCellMar>
-        </w:tblPrEx>
         <w:tc>
           <w:tcPr>
             <w:tcW w:w="2400" w:type="dxa"/>
@@ -311,12 +299,6 @@
         </w:tc>
       </w:tr>
       <w:tr>
-        <w:tblPrEx>
-          <w:tblCellMar>
-            <w:top w:w="0" w:type="dxa"/>
-            <w:bottom w:w="0" w:type="dxa"/>
-          </w:tblCellMar>
-        </w:tblPrEx>
         <w:tc>
           <w:tcPr>
             <w:tcW w:w="2400" w:type="dxa"/>
@@ -376,12 +358,6 @@
         </w:tc>
       </w:tr>
       <w:tr>
-        <w:tblPrEx>
-          <w:tblCellMar>
-            <w:top w:w="0" w:type="dxa"/>
-            <w:bottom w:w="0" w:type="dxa"/>
-          </w:tblCellMar>
-        </w:tblPrEx>
         <w:tc>
           <w:tcPr>
             <w:tcW w:w="2400" w:type="dxa"/>
@@ -441,12 +417,6 @@
         </w:tc>
       </w:tr>
       <w:tr>
-        <w:tblPrEx>
-          <w:tblCellMar>
-            <w:top w:w="0" w:type="dxa"/>
-            <w:bottom w:w="0" w:type="dxa"/>
-          </w:tblCellMar>
-        </w:tblPrEx>
         <w:tc>
           <w:tcPr>
             <w:tcW w:w="2400" w:type="dxa"/>
@@ -526,12 +496,6 @@
         </w:tc>
       </w:tr>
       <w:tr>
-        <w:tblPrEx>
-          <w:tblCellMar>
-            <w:top w:w="0" w:type="dxa"/>
-            <w:bottom w:w="0" w:type="dxa"/>
-          </w:tblCellMar>
-        </w:tblPrEx>
         <w:tc>
           <w:tcPr>
             <w:tcW w:w="2400" w:type="dxa"/>
@@ -649,22 +613,26 @@
         <w:jc w:val="center"/>
       </w:pPr>
       <w:r>
+        <w:rPr>
+          <w:noProof/>
+        </w:rPr>
         <w:drawing>
-          <wp:inline xmlns:a="http://schemas.openxmlformats.org/drawingml/2006/main" xmlns:pic="http://schemas.openxmlformats.org/drawingml/2006/picture">
+          <wp:inline distT="0" distB="0" distL="0" distR="0" wp14:anchorId="6EB7415B" wp14:editId="075325D1">
             <wp:extent cx="5760720" cy="3518524"/>
+            <wp:effectExtent l="0" t="0" r="0" b="0"/>
             <wp:docPr id="1" name="Picture 1"/>
             <wp:cNvGraphicFramePr>
-              <a:graphicFrameLocks noChangeAspect="1"/>
+              <a:graphicFrameLocks xmlns:a="http://schemas.openxmlformats.org/drawingml/2006/main" noChangeAspect="1"/>
             </wp:cNvGraphicFramePr>
-            <a:graphic>
+            <a:graphic xmlns:a="http://schemas.openxmlformats.org/drawingml/2006/main">
               <a:graphicData uri="http://schemas.openxmlformats.org/drawingml/2006/picture">
-                <pic:pic>
+                <pic:pic xmlns:pic="http://schemas.openxmlformats.org/drawingml/2006/picture">
                   <pic:nvPicPr>
                     <pic:cNvPr id="0" name="adg_01_arch.png"/>
                     <pic:cNvPicPr/>
                   </pic:nvPicPr>
                   <pic:blipFill>
-                    <a:blip r:embed="rId11"/>
+                    <a:blip r:embed="rId7"/>
                     <a:stretch>
                       <a:fillRect/>
                     </a:stretch>
@@ -674,7 +642,9 @@
                       <a:off x="0" y="0"/>
                       <a:ext cx="5760720" cy="3518524"/>
                     </a:xfrm>
-                    <a:prstGeom prst="rect"/>
+                    <a:prstGeom prst="rect">
+                      <a:avLst/>
+                    </a:prstGeom>
                   </pic:spPr>
                 </pic:pic>
               </a:graphicData>
@@ -690,7 +660,6 @@
       </w:pPr>
       <w:r>
         <w:rPr>
-          <w:rFonts w:ascii="맑은 고딕" w:hAnsi="맑은 고딕" w:eastAsia="맑은 고딕"/>
           <w:i/>
           <w:color w:val="7F8C8D"/>
           <w:sz w:val="18"/>
@@ -823,22 +792,27 @@
         <w:jc w:val="center"/>
       </w:pPr>
       <w:r>
+        <w:rPr>
+          <w:noProof/>
+        </w:rPr>
+        <w:lastRenderedPageBreak/>
         <w:drawing>
-          <wp:inline xmlns:a="http://schemas.openxmlformats.org/drawingml/2006/main" xmlns:pic="http://schemas.openxmlformats.org/drawingml/2006/picture">
+          <wp:inline distT="0" distB="0" distL="0" distR="0" wp14:anchorId="1BDE69D1" wp14:editId="3E8E34D1">
             <wp:extent cx="5760720" cy="4581497"/>
+            <wp:effectExtent l="0" t="0" r="0" b="0"/>
             <wp:docPr id="2" name="Picture 2"/>
             <wp:cNvGraphicFramePr>
-              <a:graphicFrameLocks noChangeAspect="1"/>
+              <a:graphicFrameLocks xmlns:a="http://schemas.openxmlformats.org/drawingml/2006/main" noChangeAspect="1"/>
             </wp:cNvGraphicFramePr>
-            <a:graphic>
+            <a:graphic xmlns:a="http://schemas.openxmlformats.org/drawingml/2006/main">
               <a:graphicData uri="http://schemas.openxmlformats.org/drawingml/2006/picture">
-                <pic:pic>
+                <pic:pic xmlns:pic="http://schemas.openxmlformats.org/drawingml/2006/picture">
                   <pic:nvPicPr>
                     <pic:cNvPr id="0" name="adg_03_flow.png"/>
                     <pic:cNvPicPr/>
                   </pic:nvPicPr>
                   <pic:blipFill>
-                    <a:blip r:embed="rId12"/>
+                    <a:blip r:embed="rId8"/>
                     <a:stretch>
                       <a:fillRect/>
                     </a:stretch>
@@ -848,7 +822,9 @@
                       <a:off x="0" y="0"/>
                       <a:ext cx="5760720" cy="4581497"/>
                     </a:xfrm>
-                    <a:prstGeom prst="rect"/>
+                    <a:prstGeom prst="rect">
+                      <a:avLst/>
+                    </a:prstGeom>
                   </pic:spPr>
                 </pic:pic>
               </a:graphicData>
@@ -864,7 +840,6 @@
       </w:pPr>
       <w:r>
         <w:rPr>
-          <w:rFonts w:ascii="맑은 고딕" w:hAnsi="맑은 고딕" w:eastAsia="맑은 고딕"/>
           <w:i/>
           <w:color w:val="7F8C8D"/>
           <w:sz w:val="18"/>
@@ -894,12 +869,6 @@
         <w:gridCol w:w="8060"/>
       </w:tblGrid>
       <w:tr>
-        <w:tblPrEx>
-          <w:tblCellMar>
-            <w:top w:w="0" w:type="dxa"/>
-            <w:bottom w:w="0" w:type="dxa"/>
-          </w:tblCellMar>
-        </w:tblPrEx>
         <w:tc>
           <w:tcPr>
             <w:tcW w:w="1300" w:type="dxa"/>
@@ -982,12 +951,6 @@
         </w:tc>
       </w:tr>
       <w:tr>
-        <w:tblPrEx>
-          <w:tblCellMar>
-            <w:top w:w="0" w:type="dxa"/>
-            <w:bottom w:w="0" w:type="dxa"/>
-          </w:tblCellMar>
-        </w:tblPrEx>
         <w:tc>
           <w:tcPr>
             <w:tcW w:w="1300" w:type="dxa"/>
@@ -1070,12 +1033,6 @@
         </w:tc>
       </w:tr>
       <w:tr>
-        <w:tblPrEx>
-          <w:tblCellMar>
-            <w:top w:w="0" w:type="dxa"/>
-            <w:bottom w:w="0" w:type="dxa"/>
-          </w:tblCellMar>
-        </w:tblPrEx>
         <w:tc>
           <w:tcPr>
             <w:tcW w:w="1300" w:type="dxa"/>
@@ -1186,12 +1143,6 @@
         </w:tc>
       </w:tr>
       <w:tr>
-        <w:tblPrEx>
-          <w:tblCellMar>
-            <w:top w:w="0" w:type="dxa"/>
-            <w:bottom w:w="0" w:type="dxa"/>
-          </w:tblCellMar>
-        </w:tblPrEx>
         <w:tc>
           <w:tcPr>
             <w:tcW w:w="1300" w:type="dxa"/>
@@ -1256,12 +1207,6 @@
         </w:tc>
       </w:tr>
       <w:tr>
-        <w:tblPrEx>
-          <w:tblCellMar>
-            <w:top w:w="0" w:type="dxa"/>
-            <w:bottom w:w="0" w:type="dxa"/>
-          </w:tblCellMar>
-        </w:tblPrEx>
         <w:tc>
           <w:tcPr>
             <w:tcW w:w="1300" w:type="dxa"/>
@@ -1344,12 +1289,6 @@
         </w:tc>
       </w:tr>
       <w:tr>
-        <w:tblPrEx>
-          <w:tblCellMar>
-            <w:top w:w="0" w:type="dxa"/>
-            <w:bottom w:w="0" w:type="dxa"/>
-          </w:tblCellMar>
-        </w:tblPrEx>
         <w:tc>
           <w:tcPr>
             <w:tcW w:w="1300" w:type="dxa"/>
@@ -1414,12 +1353,6 @@
         </w:tc>
       </w:tr>
       <w:tr>
-        <w:tblPrEx>
-          <w:tblCellMar>
-            <w:top w:w="0" w:type="dxa"/>
-            <w:bottom w:w="0" w:type="dxa"/>
-          </w:tblCellMar>
-        </w:tblPrEx>
         <w:tc>
           <w:tcPr>
             <w:tcW w:w="1300" w:type="dxa"/>
@@ -1530,12 +1463,6 @@
         <w:gridCol w:w="4249"/>
       </w:tblGrid>
       <w:tr>
-        <w:tblPrEx>
-          <w:tblCellMar>
-            <w:top w:w="0" w:type="dxa"/>
-            <w:bottom w:w="0" w:type="dxa"/>
-          </w:tblCellMar>
-        </w:tblPrEx>
         <w:tc>
           <w:tcPr>
             <w:tcW w:w="2340" w:type="dxa"/>
@@ -1566,6 +1493,7 @@
                 <w:sz w:val="20"/>
                 <w:szCs w:val="20"/>
               </w:rPr>
+              <w:lastRenderedPageBreak/>
               <w:t>항목</w:t>
             </w:r>
           </w:p>
@@ -1640,12 +1568,6 @@
         </w:tc>
       </w:tr>
       <w:tr>
-        <w:tblPrEx>
-          <w:tblCellMar>
-            <w:top w:w="0" w:type="dxa"/>
-            <w:bottom w:w="0" w:type="dxa"/>
-          </w:tblCellMar>
-        </w:tblPrEx>
         <w:tc>
           <w:tcPr>
             <w:tcW w:w="2340" w:type="dxa"/>
@@ -1750,12 +1672,6 @@
         </w:tc>
       </w:tr>
       <w:tr>
-        <w:tblPrEx>
-          <w:tblCellMar>
-            <w:top w:w="0" w:type="dxa"/>
-            <w:bottom w:w="0" w:type="dxa"/>
-          </w:tblCellMar>
-        </w:tblPrEx>
         <w:tc>
           <w:tcPr>
             <w:tcW w:w="2340" w:type="dxa"/>
@@ -1860,12 +1776,6 @@
         </w:tc>
       </w:tr>
       <w:tr>
-        <w:tblPrEx>
-          <w:tblCellMar>
-            <w:top w:w="0" w:type="dxa"/>
-            <w:bottom w:w="0" w:type="dxa"/>
-          </w:tblCellMar>
-        </w:tblPrEx>
         <w:tc>
           <w:tcPr>
             <w:tcW w:w="2340" w:type="dxa"/>
@@ -1970,12 +1880,6 @@
         </w:tc>
       </w:tr>
       <w:tr>
-        <w:tblPrEx>
-          <w:tblCellMar>
-            <w:top w:w="0" w:type="dxa"/>
-            <w:bottom w:w="0" w:type="dxa"/>
-          </w:tblCellMar>
-        </w:tblPrEx>
         <w:tc>
           <w:tcPr>
             <w:tcW w:w="2340" w:type="dxa"/>
@@ -2076,12 +1980,6 @@
         </w:tc>
       </w:tr>
       <w:tr>
-        <w:tblPrEx>
-          <w:tblCellMar>
-            <w:top w:w="0" w:type="dxa"/>
-            <w:bottom w:w="0" w:type="dxa"/>
-          </w:tblCellMar>
-        </w:tblPrEx>
         <w:tc>
           <w:tcPr>
             <w:tcW w:w="2340" w:type="dxa"/>
@@ -2182,12 +2080,6 @@
         </w:tc>
       </w:tr>
       <w:tr>
-        <w:tblPrEx>
-          <w:tblCellMar>
-            <w:top w:w="0" w:type="dxa"/>
-            <w:bottom w:w="0" w:type="dxa"/>
-          </w:tblCellMar>
-        </w:tblPrEx>
         <w:tc>
           <w:tcPr>
             <w:tcW w:w="2340" w:type="dxa"/>
@@ -2288,12 +2180,6 @@
         </w:tc>
       </w:tr>
       <w:tr>
-        <w:tblPrEx>
-          <w:tblCellMar>
-            <w:top w:w="0" w:type="dxa"/>
-            <w:bottom w:w="0" w:type="dxa"/>
-          </w:tblCellMar>
-        </w:tblPrEx>
         <w:tc>
           <w:tcPr>
             <w:tcW w:w="2340" w:type="dxa"/>
@@ -2436,12 +2322,6 @@
         </w:tc>
       </w:tr>
       <w:tr>
-        <w:tblPrEx>
-          <w:tblCellMar>
-            <w:top w:w="0" w:type="dxa"/>
-            <w:bottom w:w="0" w:type="dxa"/>
-          </w:tblCellMar>
-        </w:tblPrEx>
         <w:tc>
           <w:tcPr>
             <w:tcW w:w="2340" w:type="dxa"/>
@@ -2472,7 +2352,6 @@
                 <w:sz w:val="20"/>
                 <w:szCs w:val="20"/>
               </w:rPr>
-              <w:lastRenderedPageBreak/>
               <w:t>컨트롤 파일</w:t>
             </w:r>
           </w:p>
@@ -2576,12 +2455,6 @@
         </w:tc>
       </w:tr>
       <w:tr>
-        <w:tblPrEx>
-          <w:tblCellMar>
-            <w:top w:w="0" w:type="dxa"/>
-            <w:bottom w:w="0" w:type="dxa"/>
-          </w:tblCellMar>
-        </w:tblPrEx>
         <w:tc>
           <w:tcPr>
             <w:tcW w:w="2340" w:type="dxa"/>
@@ -2715,12 +2588,6 @@
         </w:tc>
       </w:tr>
       <w:tr>
-        <w:tblPrEx>
-          <w:tblCellMar>
-            <w:top w:w="0" w:type="dxa"/>
-            <w:bottom w:w="0" w:type="dxa"/>
-          </w:tblCellMar>
-        </w:tblPrEx>
         <w:tc>
           <w:tcPr>
             <w:tcW w:w="2340" w:type="dxa"/>
@@ -2845,12 +2712,6 @@
         </w:tc>
       </w:tr>
       <w:tr>
-        <w:tblPrEx>
-          <w:tblCellMar>
-            <w:top w:w="0" w:type="dxa"/>
-            <w:bottom w:w="0" w:type="dxa"/>
-          </w:tblCellMar>
-        </w:tblPrEx>
         <w:tc>
           <w:tcPr>
             <w:tcW w:w="2340" w:type="dxa"/>
@@ -2941,8 +2802,10 @@
           <w:p>
             <w:pPr>
               <w:jc w:val="center"/>
+              <w:rPr>
+                <w:rFonts w:eastAsiaTheme="minorEastAsia" w:hint="eastAsia"/>
+              </w:rPr>
             </w:pPr>
-            <w:proofErr w:type="spellStart"/>
             <w:r>
               <w:rPr>
                 <w:rFonts w:ascii="Courier New" w:eastAsia="Courier New" w:hAnsi="Courier New" w:cs="Courier New"/>
@@ -2950,9 +2813,26 @@
                 <w:sz w:val="20"/>
                 <w:szCs w:val="20"/>
               </w:rPr>
-              <w:t>boston</w:t>
-            </w:r>
-            <w:proofErr w:type="spellEnd"/>
+              <w:t>B</w:t>
+            </w:r>
+            <w:r>
+              <w:rPr>
+                <w:rFonts w:ascii="Courier New" w:eastAsia="Courier New" w:hAnsi="Courier New" w:cs="Courier New"/>
+                <w:color w:val="000000"/>
+                <w:sz w:val="20"/>
+                <w:szCs w:val="20"/>
+              </w:rPr>
+              <w:t>oston</w:t>
+            </w:r>
+            <w:r>
+              <w:rPr>
+                <w:rFonts w:ascii="Courier New" w:eastAsiaTheme="minorEastAsia" w:hAnsi="Courier New" w:cs="Courier New" w:hint="eastAsia"/>
+                <w:color w:val="000000"/>
+                <w:sz w:val="20"/>
+                <w:szCs w:val="20"/>
+              </w:rPr>
+              <w:t>172.16.</w:t>
+            </w:r>
           </w:p>
         </w:tc>
       </w:tr>
@@ -3084,12 +2964,6 @@
         <w:gridCol w:w="9200"/>
       </w:tblGrid>
       <w:tr>
-        <w:tblPrEx>
-          <w:tblCellMar>
-            <w:top w:w="0" w:type="dxa"/>
-            <w:bottom w:w="0" w:type="dxa"/>
-          </w:tblCellMar>
-        </w:tblPrEx>
         <w:tc>
           <w:tcPr>
             <w:tcW w:w="9200" w:type="dxa"/>
@@ -4065,12 +3939,6 @@
         <w:gridCol w:w="9200"/>
       </w:tblGrid>
       <w:tr>
-        <w:tblPrEx>
-          <w:tblCellMar>
-            <w:top w:w="0" w:type="dxa"/>
-            <w:bottom w:w="0" w:type="dxa"/>
-          </w:tblCellMar>
-        </w:tblPrEx>
         <w:tc>
           <w:tcPr>
             <w:tcW w:w="9200" w:type="dxa"/>
@@ -4960,7 +4828,25 @@
           <w:sz w:val="19"/>
           <w:szCs w:val="19"/>
         </w:rPr>
-        <w:t>/Chicago</w:t>
+        <w:t>/</w:t>
+      </w:r>
+      <w:r>
+        <w:rPr>
+          <w:rFonts w:ascii="Courier New" w:eastAsiaTheme="minorEastAsia" w:hAnsi="Courier New" w:cs="Courier New" w:hint="eastAsia"/>
+          <w:color w:val="1E3A5F"/>
+          <w:sz w:val="19"/>
+          <w:szCs w:val="19"/>
+        </w:rPr>
+        <w:t>C</w:t>
+      </w:r>
+      <w:r>
+        <w:rPr>
+          <w:rFonts w:ascii="Courier New" w:eastAsia="Courier New" w:hAnsi="Courier New" w:cs="Courier New"/>
+          <w:color w:val="1E3A5F"/>
+          <w:sz w:val="19"/>
+          <w:szCs w:val="19"/>
+        </w:rPr>
+        <w:t>hicago</w:t>
       </w:r>
     </w:p>
     <w:p>
@@ -5051,7 +4937,7 @@
           <w:sz w:val="19"/>
           <w:szCs w:val="19"/>
         </w:rPr>
-        <w:t>install</w:t>
+        <w:t>dba</w:t>
       </w:r>
       <w:proofErr w:type="spellEnd"/>
       <w:proofErr w:type="gramEnd"/>
@@ -5160,12 +5046,6 @@
         <w:gridCol w:w="9200"/>
       </w:tblGrid>
       <w:tr>
-        <w:tblPrEx>
-          <w:tblCellMar>
-            <w:top w:w="0" w:type="dxa"/>
-            <w:bottom w:w="0" w:type="dxa"/>
-          </w:tblCellMar>
-        </w:tblPrEx>
         <w:tc>
           <w:tcPr>
             <w:tcW w:w="9200" w:type="dxa"/>
@@ -5402,7 +5282,7 @@
         <w:spacing w:after="40"/>
         <w:ind w:left="300"/>
         <w:rPr>
-          <w:rFonts w:eastAsiaTheme="minorEastAsia" w:hint="eastAsia"/>
+          <w:rFonts w:eastAsiaTheme="minorEastAsia"/>
         </w:rPr>
       </w:pPr>
       <w:proofErr w:type="spellStart"/>
@@ -5799,12 +5679,6 @@
         <w:gridCol w:w="9200"/>
       </w:tblGrid>
       <w:tr>
-        <w:tblPrEx>
-          <w:tblCellMar>
-            <w:top w:w="0" w:type="dxa"/>
-            <w:bottom w:w="0" w:type="dxa"/>
-          </w:tblCellMar>
-        </w:tblPrEx>
         <w:tc>
           <w:tcPr>
             <w:tcW w:w="9200" w:type="dxa"/>
@@ -6158,9 +6032,6 @@
           <w:bottom w:val="single" w:sz="3" w:space="1" w:color="2E75B6"/>
         </w:pBdr>
         <w:spacing w:before="160" w:after="160"/>
-        <w:rPr>
-          <w:rFonts w:hint="eastAsia"/>
-        </w:rPr>
       </w:pPr>
     </w:p>
     <w:p>
@@ -6252,12 +6123,6 @@
         <w:gridCol w:w="9200"/>
       </w:tblGrid>
       <w:tr>
-        <w:tblPrEx>
-          <w:tblCellMar>
-            <w:top w:w="0" w:type="dxa"/>
-            <w:bottom w:w="0" w:type="dxa"/>
-          </w:tblCellMar>
-        </w:tblPrEx>
         <w:tc>
           <w:tcPr>
             <w:tcW w:w="9200" w:type="dxa"/>
@@ -6843,19 +6708,37 @@
           <w:sz w:val="19"/>
           <w:szCs w:val="19"/>
         </w:rPr>
-        <w:t xml:space="preserve">  -pdbAdminPassword ********</w:t>
-      </w:r>
-      <w:proofErr w:type="spellStart"/>
-      <w:r>
-        <w:rPr>
-          <w:rFonts w:ascii="Courier New" w:eastAsia="Courier New" w:hAnsi="Courier New" w:cs="Courier New"/>
-          <w:color w:val="1E3A5F"/>
-          <w:sz w:val="19"/>
-          <w:szCs w:val="19"/>
-        </w:rPr>
-        <w:t/>
-      </w:r>
-      <w:proofErr w:type="spellEnd"/>
+        <w:t xml:space="preserve">  -</w:t>
+      </w:r>
+      <w:proofErr w:type="spellStart"/>
+      <w:r>
+        <w:rPr>
+          <w:rFonts w:ascii="Courier New" w:eastAsia="Courier New" w:hAnsi="Courier New" w:cs="Courier New"/>
+          <w:color w:val="1E3A5F"/>
+          <w:sz w:val="19"/>
+          <w:szCs w:val="19"/>
+        </w:rPr>
+        <w:t>pdbAdminPassword</w:t>
+      </w:r>
+      <w:proofErr w:type="spellEnd"/>
+      <w:r>
+        <w:rPr>
+          <w:rFonts w:ascii="Courier New" w:eastAsia="Courier New" w:hAnsi="Courier New" w:cs="Courier New"/>
+          <w:color w:val="1E3A5F"/>
+          <w:sz w:val="19"/>
+          <w:szCs w:val="19"/>
+        </w:rPr>
+        <w:t xml:space="preserve"> </w:t>
+      </w:r>
+      <w:r>
+        <w:rPr>
+          <w:rFonts w:ascii="Courier New" w:eastAsiaTheme="minorEastAsia" w:hAnsi="Courier New" w:cs="Courier New" w:hint="eastAsia"/>
+          <w:color w:val="1E3A5F"/>
+          <w:sz w:val="19"/>
+          <w:szCs w:val="19"/>
+        </w:rPr>
+        <w:t>oracle</w:t>
+      </w:r>
       <w:r>
         <w:rPr>
           <w:rFonts w:ascii="Courier New" w:eastAsia="Courier New" w:hAnsi="Courier New" w:cs="Courier New"/>
@@ -7038,19 +6921,37 @@
           <w:sz w:val="19"/>
           <w:szCs w:val="19"/>
         </w:rPr>
-        <w:t xml:space="preserve">  -sysPassword ********</w:t>
-      </w:r>
-      <w:proofErr w:type="spellStart"/>
-      <w:r>
-        <w:rPr>
-          <w:rFonts w:ascii="Courier New" w:eastAsia="Courier New" w:hAnsi="Courier New" w:cs="Courier New"/>
-          <w:color w:val="1E3A5F"/>
-          <w:sz w:val="19"/>
-          <w:szCs w:val="19"/>
-        </w:rPr>
-        <w:t/>
-      </w:r>
-      <w:proofErr w:type="spellEnd"/>
+        <w:t xml:space="preserve">  -</w:t>
+      </w:r>
+      <w:proofErr w:type="spellStart"/>
+      <w:r>
+        <w:rPr>
+          <w:rFonts w:ascii="Courier New" w:eastAsia="Courier New" w:hAnsi="Courier New" w:cs="Courier New"/>
+          <w:color w:val="1E3A5F"/>
+          <w:sz w:val="19"/>
+          <w:szCs w:val="19"/>
+        </w:rPr>
+        <w:t>sysPassword</w:t>
+      </w:r>
+      <w:proofErr w:type="spellEnd"/>
+      <w:r>
+        <w:rPr>
+          <w:rFonts w:ascii="Courier New" w:eastAsia="Courier New" w:hAnsi="Courier New" w:cs="Courier New"/>
+          <w:color w:val="1E3A5F"/>
+          <w:sz w:val="19"/>
+          <w:szCs w:val="19"/>
+        </w:rPr>
+        <w:t xml:space="preserve"> </w:t>
+      </w:r>
+      <w:r>
+        <w:rPr>
+          <w:rFonts w:ascii="Courier New" w:eastAsiaTheme="minorEastAsia" w:hAnsi="Courier New" w:cs="Courier New" w:hint="eastAsia"/>
+          <w:color w:val="1E3A5F"/>
+          <w:sz w:val="19"/>
+          <w:szCs w:val="19"/>
+        </w:rPr>
+        <w:t>oracle</w:t>
+      </w:r>
       <w:r>
         <w:rPr>
           <w:rFonts w:ascii="Courier New" w:eastAsia="Courier New" w:hAnsi="Courier New" w:cs="Courier New"/>
@@ -7077,19 +6978,37 @@
           <w:sz w:val="19"/>
           <w:szCs w:val="19"/>
         </w:rPr>
-        <w:t xml:space="preserve">  -systemPassword ********</w:t>
-      </w:r>
-      <w:proofErr w:type="spellStart"/>
-      <w:r>
-        <w:rPr>
-          <w:rFonts w:ascii="Courier New" w:eastAsia="Courier New" w:hAnsi="Courier New" w:cs="Courier New"/>
-          <w:color w:val="1E3A5F"/>
-          <w:sz w:val="19"/>
-          <w:szCs w:val="19"/>
-        </w:rPr>
-        <w:t/>
-      </w:r>
-      <w:proofErr w:type="spellEnd"/>
+        <w:t xml:space="preserve">  -</w:t>
+      </w:r>
+      <w:proofErr w:type="spellStart"/>
+      <w:r>
+        <w:rPr>
+          <w:rFonts w:ascii="Courier New" w:eastAsia="Courier New" w:hAnsi="Courier New" w:cs="Courier New"/>
+          <w:color w:val="1E3A5F"/>
+          <w:sz w:val="19"/>
+          <w:szCs w:val="19"/>
+        </w:rPr>
+        <w:t>systemPassword</w:t>
+      </w:r>
+      <w:proofErr w:type="spellEnd"/>
+      <w:r>
+        <w:rPr>
+          <w:rFonts w:ascii="Courier New" w:eastAsia="Courier New" w:hAnsi="Courier New" w:cs="Courier New"/>
+          <w:color w:val="1E3A5F"/>
+          <w:sz w:val="19"/>
+          <w:szCs w:val="19"/>
+        </w:rPr>
+        <w:t xml:space="preserve"> </w:t>
+      </w:r>
+      <w:r>
+        <w:rPr>
+          <w:rFonts w:ascii="Courier New" w:eastAsiaTheme="minorEastAsia" w:hAnsi="Courier New" w:cs="Courier New" w:hint="eastAsia"/>
+          <w:color w:val="1E3A5F"/>
+          <w:sz w:val="19"/>
+          <w:szCs w:val="19"/>
+        </w:rPr>
+        <w:t>oracle</w:t>
+      </w:r>
       <w:r>
         <w:rPr>
           <w:rFonts w:ascii="Courier New" w:eastAsia="Courier New" w:hAnsi="Courier New" w:cs="Courier New"/>
@@ -7570,9 +7489,6 @@
         <w:shd w:val="clear" w:color="auto" w:fill="EEF4FB"/>
         <w:spacing w:after="40"/>
         <w:ind w:left="300"/>
-        <w:rPr>
-          <w:rFonts w:hint="eastAsia"/>
-        </w:rPr>
       </w:pPr>
       <w:r>
         <w:rPr>
@@ -7879,9 +7795,6 @@
         <w:shd w:val="clear" w:color="auto" w:fill="EEF4FB"/>
         <w:spacing w:after="40"/>
         <w:ind w:left="300"/>
-        <w:rPr>
-          <w:rFonts w:hint="eastAsia"/>
-        </w:rPr>
       </w:pPr>
       <w:r>
         <w:rPr>
@@ -7966,16 +7879,16 @@
         </w:pBdr>
         <w:shd w:val="clear" w:color="auto" w:fill="EEF4FB"/>
         <w:spacing w:after="40"/>
-        <w:ind w:left="300"/>
-      </w:pPr>
-      <w:r>
-        <w:rPr>
-          <w:rFonts w:ascii="Courier New" w:eastAsia="Courier New" w:hAnsi="Courier New" w:cs="Courier New"/>
-          <w:color w:val="1E3A5F"/>
-          <w:sz w:val="19"/>
-          <w:szCs w:val="19"/>
-        </w:rPr>
-        <w:t>-- NAME      FORCE_</w:t>
+        <w:ind w:left="300" w:firstLineChars="100" w:firstLine="190"/>
+      </w:pPr>
+      <w:r>
+        <w:rPr>
+          <w:rFonts w:ascii="Courier New" w:eastAsia="Courier New" w:hAnsi="Courier New" w:cs="Courier New"/>
+          <w:color w:val="1E3A5F"/>
+          <w:sz w:val="19"/>
+          <w:szCs w:val="19"/>
+        </w:rPr>
+        <w:t xml:space="preserve"> NAME      FORCE_</w:t>
       </w:r>
       <w:proofErr w:type="gramStart"/>
       <w:r>
@@ -8120,12 +8033,6 @@
         <w:gridCol w:w="9200"/>
       </w:tblGrid>
       <w:tr>
-        <w:tblPrEx>
-          <w:tblCellMar>
-            <w:top w:w="0" w:type="dxa"/>
-            <w:bottom w:w="0" w:type="dxa"/>
-          </w:tblCellMar>
-        </w:tblPrEx>
         <w:tc>
           <w:tcPr>
             <w:tcW w:w="9200" w:type="dxa"/>
@@ -9032,9 +8939,6 @@
         <w:shd w:val="clear" w:color="auto" w:fill="EEF4FB"/>
         <w:spacing w:after="40"/>
         <w:ind w:left="300"/>
-        <w:rPr>
-          <w:rFonts w:hint="eastAsia"/>
-        </w:rPr>
       </w:pPr>
       <w:r>
         <w:rPr>
@@ -9692,11 +9596,6 @@
       </w:pPr>
     </w:p>
     <w:p>
-      <w:pPr>
-        <w:rPr>
-          <w:rFonts w:hint="eastAsia"/>
-        </w:rPr>
-      </w:pPr>
       <w:r>
         <w:br w:type="page"/>
       </w:r>
@@ -9808,12 +9707,6 @@
         <w:gridCol w:w="9200"/>
       </w:tblGrid>
       <w:tr>
-        <w:tblPrEx>
-          <w:tblCellMar>
-            <w:top w:w="0" w:type="dxa"/>
-            <w:bottom w:w="0" w:type="dxa"/>
-          </w:tblCellMar>
-        </w:tblPrEx>
         <w:tc>
           <w:tcPr>
             <w:tcW w:w="9200" w:type="dxa"/>
@@ -9973,12 +9866,6 @@
         <w:gridCol w:w="9200"/>
       </w:tblGrid>
       <w:tr>
-        <w:tblPrEx>
-          <w:tblCellMar>
-            <w:top w:w="0" w:type="dxa"/>
-            <w:bottom w:w="0" w:type="dxa"/>
-          </w:tblCellMar>
-        </w:tblPrEx>
         <w:tc>
           <w:tcPr>
             <w:tcW w:w="9200" w:type="dxa"/>
@@ -12704,11 +12591,6 @@
       </w:pPr>
     </w:p>
     <w:p>
-      <w:pPr>
-        <w:rPr>
-          <w:rFonts w:hint="eastAsia"/>
-        </w:rPr>
-      </w:pPr>
       <w:r>
         <w:br w:type="page"/>
       </w:r>
@@ -12738,22 +12620,26 @@
         <w:jc w:val="center"/>
       </w:pPr>
       <w:r>
+        <w:rPr>
+          <w:noProof/>
+        </w:rPr>
         <w:drawing>
-          <wp:inline xmlns:a="http://schemas.openxmlformats.org/drawingml/2006/main" xmlns:pic="http://schemas.openxmlformats.org/drawingml/2006/picture">
+          <wp:inline distT="0" distB="0" distL="0" distR="0" wp14:anchorId="708D111C" wp14:editId="6ED6618B">
             <wp:extent cx="5760720" cy="3016425"/>
+            <wp:effectExtent l="0" t="0" r="0" b="0"/>
             <wp:docPr id="3" name="Picture 3"/>
             <wp:cNvGraphicFramePr>
-              <a:graphicFrameLocks noChangeAspect="1"/>
+              <a:graphicFrameLocks xmlns:a="http://schemas.openxmlformats.org/drawingml/2006/main" noChangeAspect="1"/>
             </wp:cNvGraphicFramePr>
-            <a:graphic>
+            <a:graphic xmlns:a="http://schemas.openxmlformats.org/drawingml/2006/main">
               <a:graphicData uri="http://schemas.openxmlformats.org/drawingml/2006/picture">
-                <pic:pic>
+                <pic:pic xmlns:pic="http://schemas.openxmlformats.org/drawingml/2006/picture">
                   <pic:nvPicPr>
                     <pic:cNvPr id="0" name="adg_02_redo.png"/>
                     <pic:cNvPicPr/>
                   </pic:nvPicPr>
                   <pic:blipFill>
-                    <a:blip r:embed="rId13"/>
+                    <a:blip r:embed="rId9"/>
                     <a:stretch>
                       <a:fillRect/>
                     </a:stretch>
@@ -12763,7 +12649,9 @@
                       <a:off x="0" y="0"/>
                       <a:ext cx="5760720" cy="3016425"/>
                     </a:xfrm>
-                    <a:prstGeom prst="rect"/>
+                    <a:prstGeom prst="rect">
+                      <a:avLst/>
+                    </a:prstGeom>
                   </pic:spPr>
                 </pic:pic>
               </a:graphicData>
@@ -12779,7 +12667,6 @@
       </w:pPr>
       <w:r>
         <w:rPr>
-          <w:rFonts w:ascii="맑은 고딕" w:hAnsi="맑은 고딕" w:eastAsia="맑은 고딕"/>
           <w:i/>
           <w:color w:val="7F8C8D"/>
           <w:sz w:val="18"/>
@@ -12803,9 +12690,6 @@
     <w:p>
       <w:pPr>
         <w:spacing w:before="180" w:after="80"/>
-        <w:rPr>
-          <w:rFonts w:hint="eastAsia"/>
-        </w:rPr>
       </w:pPr>
       <w:r>
         <w:rPr>
@@ -13156,12 +13040,6 @@
         <w:gridCol w:w="9200"/>
       </w:tblGrid>
       <w:tr>
-        <w:tblPrEx>
-          <w:tblCellMar>
-            <w:top w:w="0" w:type="dxa"/>
-            <w:bottom w:w="0" w:type="dxa"/>
-          </w:tblCellMar>
-        </w:tblPrEx>
         <w:tc>
           <w:tcPr>
             <w:tcW w:w="9200" w:type="dxa"/>
@@ -13407,6 +13285,7 @@
           <w:sz w:val="19"/>
           <w:szCs w:val="19"/>
         </w:rPr>
+        <w:lastRenderedPageBreak/>
         <w:t xml:space="preserve">📄 </w:t>
       </w:r>
       <w:proofErr w:type="spellStart"/>
@@ -14007,22 +13886,19 @@
         <w:shd w:val="clear" w:color="auto" w:fill="EEF4FB"/>
         <w:spacing w:after="40"/>
         <w:ind w:left="300"/>
+      </w:pPr>
+      <w:r>
+        <w:rPr>
+          <w:rFonts w:ascii="Courier New" w:eastAsia="Courier New" w:hAnsi="Courier New" w:cs="Courier New"/>
+          <w:color w:val="1E3A5F"/>
+          <w:sz w:val="19"/>
+          <w:szCs w:val="19"/>
+        </w:rPr>
+        <w:t xml:space="preserve">   </w:t>
+      </w:r>
+      <w:r>
         <w:rPr>
           <w:rFonts w:hint="eastAsia"/>
-        </w:rPr>
-      </w:pPr>
-      <w:r>
-        <w:rPr>
-          <w:rFonts w:ascii="Courier New" w:eastAsia="Courier New" w:hAnsi="Courier New" w:cs="Courier New"/>
-          <w:color w:val="1E3A5F"/>
-          <w:sz w:val="19"/>
-          <w:szCs w:val="19"/>
-        </w:rPr>
-        <w:t xml:space="preserve">   </w:t>
-      </w:r>
-      <w:r>
-        <w:rPr>
-          <w:rFonts w:hint="eastAsia"/>
           <w:color w:val="1E3A5F"/>
           <w:sz w:val="19"/>
           <w:szCs w:val="19"/>
@@ -14095,17 +13971,7 @@
           <w:sz w:val="19"/>
           <w:szCs w:val="19"/>
         </w:rPr>
-        <w:t>_</w:t>
-      </w:r>
-      <w:proofErr w:type="gramStart"/>
-      <w:r>
-        <w:rPr>
-          <w:rFonts w:ascii="Courier New" w:eastAsia="Courier New" w:hAnsi="Courier New" w:cs="Courier New"/>
-          <w:color w:val="1E3A5F"/>
-          <w:sz w:val="19"/>
-          <w:szCs w:val="19"/>
-        </w:rPr>
-        <w:t>role</w:t>
+        <w:t>_role</w:t>
       </w:r>
       <w:proofErr w:type="spellEnd"/>
       <w:r>
@@ -14117,25 +13983,24 @@
         </w:rPr>
         <w:t>)</w:t>
       </w:r>
-      <w:proofErr w:type="spellStart"/>
-      <w:r>
-        <w:rPr>
-          <w:rFonts w:ascii="Courier New" w:eastAsia="Courier New" w:hAnsi="Courier New" w:cs="Courier New"/>
-          <w:color w:val="1E3A5F"/>
-          <w:sz w:val="19"/>
-          <w:szCs w:val="19"/>
-        </w:rPr>
-        <w:t>db</w:t>
-      </w:r>
-      <w:proofErr w:type="gramEnd"/>
-      <w:r>
-        <w:rPr>
-          <w:rFonts w:ascii="Courier New" w:eastAsia="Courier New" w:hAnsi="Courier New" w:cs="Courier New"/>
-          <w:color w:val="1E3A5F"/>
-          <w:sz w:val="19"/>
-          <w:szCs w:val="19"/>
-        </w:rPr>
-        <w:t>_unique_name</w:t>
+      <w:r>
+        <w:rPr>
+          <w:rFonts w:ascii="Courier New" w:eastAsiaTheme="minorEastAsia" w:hAnsi="Courier New" w:cs="Courier New" w:hint="eastAsia"/>
+          <w:color w:val="1E3A5F"/>
+          <w:sz w:val="19"/>
+          <w:szCs w:val="19"/>
+        </w:rPr>
+        <w:t xml:space="preserve"> </w:t>
+      </w:r>
+      <w:proofErr w:type="spellStart"/>
+      <w:r>
+        <w:rPr>
+          <w:rFonts w:ascii="Courier New" w:eastAsia="Courier New" w:hAnsi="Courier New" w:cs="Courier New"/>
+          <w:color w:val="1E3A5F"/>
+          <w:sz w:val="19"/>
+          <w:szCs w:val="19"/>
+        </w:rPr>
+        <w:t>db_unique_name</w:t>
       </w:r>
       <w:proofErr w:type="spellEnd"/>
       <w:r>
@@ -14165,7 +14030,27 @@
           <w:sz w:val="19"/>
           <w:szCs w:val="19"/>
         </w:rPr>
-        <w:t>' SCOPE=both;</w:t>
+        <w:t>' SCOPE=</w:t>
+      </w:r>
+      <w:proofErr w:type="spellStart"/>
+      <w:r>
+        <w:rPr>
+          <w:rFonts w:ascii="Courier New" w:eastAsiaTheme="minorEastAsia" w:hAnsi="Courier New" w:cs="Courier New" w:hint="eastAsia"/>
+          <w:color w:val="1E3A5F"/>
+          <w:sz w:val="19"/>
+          <w:szCs w:val="19"/>
+        </w:rPr>
+        <w:t>spfile</w:t>
+      </w:r>
+      <w:proofErr w:type="spellEnd"/>
+      <w:r>
+        <w:rPr>
+          <w:rFonts w:ascii="Courier New" w:eastAsia="Courier New" w:hAnsi="Courier New" w:cs="Courier New"/>
+          <w:color w:val="1E3A5F"/>
+          <w:sz w:val="19"/>
+          <w:szCs w:val="19"/>
+        </w:rPr>
+        <w:t>;</w:t>
       </w:r>
     </w:p>
     <w:p>
@@ -14185,7 +14070,6 @@
           <w:sz w:val="19"/>
           <w:szCs w:val="19"/>
         </w:rPr>
-        <w:lastRenderedPageBreak/>
         <w:t xml:space="preserve">📄 </w:t>
       </w:r>
       <w:proofErr w:type="spellStart"/>
@@ -15044,6 +14928,7 @@
           <w:sz w:val="19"/>
           <w:szCs w:val="19"/>
         </w:rPr>
+        <w:lastRenderedPageBreak/>
         <w:t>log_archive_config</w:t>
       </w:r>
       <w:proofErr w:type="spellEnd"/>
@@ -15756,68 +15641,68 @@
         <w:spacing w:after="40"/>
         <w:ind w:left="300"/>
         <w:rPr>
+          <w:rFonts w:ascii="Courier New" w:eastAsiaTheme="minorEastAsia" w:hAnsi="Courier New" w:cs="Courier New"/>
+          <w:color w:val="1E3A5F"/>
+          <w:sz w:val="19"/>
+          <w:szCs w:val="19"/>
+        </w:rPr>
+      </w:pPr>
+      <w:r>
+        <w:rPr>
+          <w:rFonts w:ascii="Courier New" w:eastAsia="Courier New" w:hAnsi="Courier New" w:cs="Courier New"/>
+          <w:color w:val="1E3A5F"/>
+          <w:sz w:val="19"/>
+          <w:szCs w:val="19"/>
+        </w:rPr>
+        <w:t>-- /u03/app/oracle/</w:t>
+      </w:r>
+      <w:proofErr w:type="spellStart"/>
+      <w:r>
+        <w:rPr>
+          <w:rFonts w:ascii="Courier New" w:eastAsia="Courier New" w:hAnsi="Courier New" w:cs="Courier New"/>
+          <w:color w:val="1E3A5F"/>
+          <w:sz w:val="19"/>
+          <w:szCs w:val="19"/>
+        </w:rPr>
+        <w:t>oradata</w:t>
+      </w:r>
+      <w:proofErr w:type="spellEnd"/>
+      <w:r>
+        <w:rPr>
+          <w:rFonts w:ascii="Courier New" w:eastAsia="Courier New" w:hAnsi="Courier New" w:cs="Courier New"/>
+          <w:color w:val="1E3A5F"/>
+          <w:sz w:val="19"/>
+          <w:szCs w:val="19"/>
+        </w:rPr>
+        <w:t>/Chicago/</w:t>
+      </w:r>
+      <w:proofErr w:type="spellStart"/>
+      <w:r>
+        <w:rPr>
+          <w:rFonts w:ascii="Courier New" w:eastAsia="Courier New" w:hAnsi="Courier New" w:cs="Courier New"/>
+          <w:color w:val="1E3A5F"/>
+          <w:sz w:val="19"/>
+          <w:szCs w:val="19"/>
+        </w:rPr>
+        <w:t>pdbseed</w:t>
+      </w:r>
+      <w:proofErr w:type="spellEnd"/>
+      <w:r>
+        <w:rPr>
+          <w:rFonts w:ascii="Courier New" w:eastAsia="Courier New" w:hAnsi="Courier New" w:cs="Courier New"/>
+          <w:color w:val="1E3A5F"/>
+          <w:sz w:val="19"/>
+          <w:szCs w:val="19"/>
+        </w:rPr>
+        <w:t>/undotbs01</w:t>
+      </w:r>
+      <w:r>
+        <w:rPr>
           <w:rFonts w:ascii="Courier New" w:eastAsiaTheme="minorEastAsia" w:hAnsi="Courier New" w:cs="Courier New" w:hint="eastAsia"/>
           <w:color w:val="1E3A5F"/>
           <w:sz w:val="19"/>
           <w:szCs w:val="19"/>
         </w:rPr>
-      </w:pPr>
-      <w:r>
-        <w:rPr>
-          <w:rFonts w:ascii="Courier New" w:eastAsia="Courier New" w:hAnsi="Courier New" w:cs="Courier New"/>
-          <w:color w:val="1E3A5F"/>
-          <w:sz w:val="19"/>
-          <w:szCs w:val="19"/>
-        </w:rPr>
-        <w:t>-- /u03/app/oracle/</w:t>
-      </w:r>
-      <w:proofErr w:type="spellStart"/>
-      <w:r>
-        <w:rPr>
-          <w:rFonts w:ascii="Courier New" w:eastAsia="Courier New" w:hAnsi="Courier New" w:cs="Courier New"/>
-          <w:color w:val="1E3A5F"/>
-          <w:sz w:val="19"/>
-          <w:szCs w:val="19"/>
-        </w:rPr>
-        <w:t>oradata</w:t>
-      </w:r>
-      <w:proofErr w:type="spellEnd"/>
-      <w:r>
-        <w:rPr>
-          <w:rFonts w:ascii="Courier New" w:eastAsia="Courier New" w:hAnsi="Courier New" w:cs="Courier New"/>
-          <w:color w:val="1E3A5F"/>
-          <w:sz w:val="19"/>
-          <w:szCs w:val="19"/>
-        </w:rPr>
-        <w:t>/Chicago/</w:t>
-      </w:r>
-      <w:proofErr w:type="spellStart"/>
-      <w:r>
-        <w:rPr>
-          <w:rFonts w:ascii="Courier New" w:eastAsia="Courier New" w:hAnsi="Courier New" w:cs="Courier New"/>
-          <w:color w:val="1E3A5F"/>
-          <w:sz w:val="19"/>
-          <w:szCs w:val="19"/>
-        </w:rPr>
-        <w:t>pdbseed</w:t>
-      </w:r>
-      <w:proofErr w:type="spellEnd"/>
-      <w:r>
-        <w:rPr>
-          <w:rFonts w:ascii="Courier New" w:eastAsia="Courier New" w:hAnsi="Courier New" w:cs="Courier New"/>
-          <w:color w:val="1E3A5F"/>
-          <w:sz w:val="19"/>
-          <w:szCs w:val="19"/>
-        </w:rPr>
-        <w:t>/undotbs01</w:t>
-      </w:r>
-      <w:r>
-        <w:rPr>
-          <w:rFonts w:ascii="Courier New" w:eastAsiaTheme="minorEastAsia" w:hAnsi="Courier New" w:cs="Courier New" w:hint="eastAsia"/>
-          <w:color w:val="1E3A5F"/>
-          <w:sz w:val="19"/>
-          <w:szCs w:val="19"/>
-        </w:rPr>
         <w:t>.dbf</w:t>
       </w:r>
     </w:p>
@@ -15837,7 +15722,6 @@
           <w:sz w:val="19"/>
           <w:szCs w:val="19"/>
         </w:rPr>
-        <w:lastRenderedPageBreak/>
         <w:t xml:space="preserve">shutdown </w:t>
       </w:r>
       <w:proofErr w:type="gramStart"/>
@@ -15860,9 +15744,6 @@
         <w:shd w:val="clear" w:color="auto" w:fill="EEF4FB"/>
         <w:spacing w:after="40"/>
         <w:ind w:left="300"/>
-        <w:rPr>
-          <w:rFonts w:hint="eastAsia"/>
-        </w:rPr>
       </w:pPr>
       <w:r>
         <w:rPr>
@@ -15916,12 +15797,6 @@
         <w:gridCol w:w="9200"/>
       </w:tblGrid>
       <w:tr>
-        <w:tblPrEx>
-          <w:tblCellMar>
-            <w:top w:w="0" w:type="dxa"/>
-            <w:bottom w:w="0" w:type="dxa"/>
-          </w:tblCellMar>
-        </w:tblPrEx>
         <w:tc>
           <w:tcPr>
             <w:tcW w:w="9200" w:type="dxa"/>
@@ -16183,26 +16058,7 @@
           <w:sz w:val="19"/>
           <w:szCs w:val="19"/>
         </w:rPr>
-        <w:t xml:space="preserve"> \</w:t>
-      </w:r>
-    </w:p>
-    <w:p>
-      <w:pPr>
-        <w:pBdr>
-          <w:left w:val="single" w:sz="8" w:space="6" w:color="2E75B6"/>
-        </w:pBdr>
-        <w:shd w:val="clear" w:color="auto" w:fill="EEF4FB"/>
-        <w:spacing w:after="40"/>
-        <w:ind w:left="300"/>
-      </w:pPr>
-      <w:r>
-        <w:rPr>
-          <w:rFonts w:ascii="Courier New" w:eastAsia="Courier New" w:hAnsi="Courier New" w:cs="Courier New"/>
-          <w:color w:val="1E3A5F"/>
-          <w:sz w:val="19"/>
-          <w:szCs w:val="19"/>
-        </w:rPr>
-        <w:t xml:space="preserve">  oracle@boston-srv:/u01/app/oracle/product/19.3.0/dbhome_1/dbs/orapwboston</w:t>
+        <w:t xml:space="preserve"> oracle@boston-srv:/u01/app/oracle/product/19.3.0/dbhome_1/dbs/orapwboston</w:t>
       </w:r>
     </w:p>
     <w:p>
@@ -16447,12 +16303,6 @@
         <w:gridCol w:w="9200"/>
       </w:tblGrid>
       <w:tr>
-        <w:tblPrEx>
-          <w:tblCellMar>
-            <w:top w:w="0" w:type="dxa"/>
-            <w:bottom w:w="0" w:type="dxa"/>
-          </w:tblCellMar>
-        </w:tblPrEx>
         <w:tc>
           <w:tcPr>
             <w:tcW w:w="9200" w:type="dxa"/>
@@ -17181,12 +17031,6 @@
         <w:gridCol w:w="9200"/>
       </w:tblGrid>
       <w:tr>
-        <w:tblPrEx>
-          <w:tblCellMar>
-            <w:top w:w="0" w:type="dxa"/>
-            <w:bottom w:w="0" w:type="dxa"/>
-          </w:tblCellMar>
-        </w:tblPrEx>
         <w:tc>
           <w:tcPr>
             <w:tcW w:w="9200" w:type="dxa"/>
@@ -17391,9 +17235,18 @@
           <w:sz w:val="19"/>
           <w:szCs w:val="19"/>
         </w:rPr>
-        <w:t xml:space="preserve"> target   "'sys/********</w:t>
-      </w:r>
-      <w:proofErr w:type="spellStart"/>
+        <w:t xml:space="preserve"> target   "'sys/</w:t>
+      </w:r>
+      <w:proofErr w:type="spellStart"/>
+      <w:r>
+        <w:rPr>
+          <w:rFonts w:ascii="Courier New" w:eastAsiaTheme="minorEastAsia" w:hAnsi="Courier New" w:cs="Courier New" w:hint="eastAsia"/>
+          <w:color w:val="1E3A5F"/>
+          <w:sz w:val="19"/>
+          <w:szCs w:val="19"/>
+        </w:rPr>
+        <w:t>oracle</w:t>
+      </w:r>
       <w:r>
         <w:rPr>
           <w:rFonts w:ascii="Courier New" w:eastAsia="Courier New" w:hAnsi="Courier New" w:cs="Courier New"/>
@@ -17451,18 +17304,38 @@
           <w:sz w:val="19"/>
           <w:szCs w:val="19"/>
         </w:rPr>
-        <w:t>'" \</w:t>
-      </w:r>
-    </w:p>
-    <w:p>
-      <w:pPr>
-        <w:pBdr>
-          <w:left w:val="single" w:sz="8" w:space="6" w:color="2E75B6"/>
-        </w:pBdr>
-        <w:shd w:val="clear" w:color="auto" w:fill="EEF4FB"/>
-        <w:spacing w:after="40"/>
-        <w:ind w:left="300"/>
-      </w:pPr>
+        <w:t>'" auxiliary "'sys/</w:t>
+      </w:r>
+      <w:proofErr w:type="spellStart"/>
+      <w:r>
+        <w:rPr>
+          <w:rFonts w:ascii="Courier New" w:eastAsiaTheme="minorEastAsia" w:hAnsi="Courier New" w:cs="Courier New" w:hint="eastAsia"/>
+          <w:color w:val="1E3A5F"/>
+          <w:sz w:val="19"/>
+          <w:szCs w:val="19"/>
+        </w:rPr>
+        <w:t>oracle</w:t>
+      </w:r>
+      <w:r>
+        <w:rPr>
+          <w:rFonts w:ascii="Courier New" w:eastAsia="Courier New" w:hAnsi="Courier New" w:cs="Courier New"/>
+          <w:color w:val="1E3A5F"/>
+          <w:sz w:val="19"/>
+          <w:szCs w:val="19"/>
+        </w:rPr>
+        <w:t>@boston</w:t>
+      </w:r>
+      <w:proofErr w:type="spellEnd"/>
+      <w:r>
+        <w:rPr>
+          <w:rFonts w:ascii="Courier New" w:eastAsia="Courier New" w:hAnsi="Courier New" w:cs="Courier New"/>
+          <w:color w:val="1E3A5F"/>
+          <w:sz w:val="19"/>
+          <w:szCs w:val="19"/>
+        </w:rPr>
+        <w:t xml:space="preserve">   as </w:t>
+      </w:r>
+      <w:proofErr w:type="spellStart"/>
       <w:r>
         <w:rPr>
           <w:rFonts w:ascii="Courier New" w:eastAsia="Courier New" w:hAnsi="Courier New" w:cs="Courier New"/>
@@ -17471,36 +17344,6 @@
           <w:szCs w:val="19"/>
         </w:rPr>
         <w:lastRenderedPageBreak/>
-        <w:t xml:space="preserve">     auxiliary "'sys/********</w:t>
-      </w:r>
-      <w:proofErr w:type="spellStart"/>
-      <w:r>
-        <w:rPr>
-          <w:rFonts w:ascii="Courier New" w:eastAsia="Courier New" w:hAnsi="Courier New" w:cs="Courier New"/>
-          <w:color w:val="1E3A5F"/>
-          <w:sz w:val="19"/>
-          <w:szCs w:val="19"/>
-        </w:rPr>
-        <w:t>@boston</w:t>
-      </w:r>
-      <w:proofErr w:type="spellEnd"/>
-      <w:r>
-        <w:rPr>
-          <w:rFonts w:ascii="Courier New" w:eastAsia="Courier New" w:hAnsi="Courier New" w:cs="Courier New"/>
-          <w:color w:val="1E3A5F"/>
-          <w:sz w:val="19"/>
-          <w:szCs w:val="19"/>
-        </w:rPr>
-        <w:t xml:space="preserve">   as </w:t>
-      </w:r>
-      <w:proofErr w:type="spellStart"/>
-      <w:r>
-        <w:rPr>
-          <w:rFonts w:ascii="Courier New" w:eastAsia="Courier New" w:hAnsi="Courier New" w:cs="Courier New"/>
-          <w:color w:val="1E3A5F"/>
-          <w:sz w:val="19"/>
-          <w:szCs w:val="19"/>
-        </w:rPr>
         <w:t>sysdba</w:t>
       </w:r>
       <w:proofErr w:type="spellEnd"/>
@@ -17648,12 +17491,6 @@
         <w:gridCol w:w="9200"/>
       </w:tblGrid>
       <w:tr>
-        <w:tblPrEx>
-          <w:tblCellMar>
-            <w:top w:w="0" w:type="dxa"/>
-            <w:bottom w:w="0" w:type="dxa"/>
-          </w:tblCellMar>
-        </w:tblPrEx>
         <w:tc>
           <w:tcPr>
             <w:tcW w:w="9200" w:type="dxa"/>
@@ -19796,9 +19633,6 @@
     <w:p>
       <w:pPr>
         <w:spacing w:before="180" w:after="80"/>
-        <w:rPr>
-          <w:rFonts w:hint="eastAsia"/>
-        </w:rPr>
       </w:pPr>
       <w:r>
         <w:rPr>
@@ -20593,12 +20427,6 @@
         <w:gridCol w:w="9200"/>
       </w:tblGrid>
       <w:tr>
-        <w:tblPrEx>
-          <w:tblCellMar>
-            <w:top w:w="0" w:type="dxa"/>
-            <w:bottom w:w="0" w:type="dxa"/>
-          </w:tblCellMar>
-        </w:tblPrEx>
         <w:tc>
           <w:tcPr>
             <w:tcW w:w="9200" w:type="dxa"/>
@@ -21278,11 +21106,6 @@
       </w:pPr>
     </w:p>
     <w:p>
-      <w:pPr>
-        <w:rPr>
-          <w:rFonts w:hint="eastAsia"/>
-        </w:rPr>
-      </w:pPr>
       <w:r>
         <w:br w:type="page"/>
       </w:r>
@@ -22734,12 +22557,6 @@
         <w:gridCol w:w="9200"/>
       </w:tblGrid>
       <w:tr>
-        <w:tblPrEx>
-          <w:tblCellMar>
-            <w:top w:w="0" w:type="dxa"/>
-            <w:bottom w:w="0" w:type="dxa"/>
-          </w:tblCellMar>
-        </w:tblPrEx>
         <w:tc>
           <w:tcPr>
             <w:tcW w:w="9200" w:type="dxa"/>
@@ -22884,12 +22701,6 @@
         <w:gridCol w:w="6160"/>
       </w:tblGrid>
       <w:tr>
-        <w:tblPrEx>
-          <w:tblCellMar>
-            <w:top w:w="0" w:type="dxa"/>
-            <w:bottom w:w="0" w:type="dxa"/>
-          </w:tblCellMar>
-        </w:tblPrEx>
         <w:tc>
           <w:tcPr>
             <w:tcW w:w="3200" w:type="dxa"/>
@@ -22958,12 +22769,6 @@
         </w:tc>
       </w:tr>
       <w:tr>
-        <w:tblPrEx>
-          <w:tblCellMar>
-            <w:top w:w="0" w:type="dxa"/>
-            <w:bottom w:w="0" w:type="dxa"/>
-          </w:tblCellMar>
-        </w:tblPrEx>
         <w:tc>
           <w:tcPr>
             <w:tcW w:w="3200" w:type="dxa"/>
@@ -23173,12 +22978,6 @@
         </w:tc>
       </w:tr>
       <w:tr>
-        <w:tblPrEx>
-          <w:tblCellMar>
-            <w:top w:w="0" w:type="dxa"/>
-            <w:bottom w:w="0" w:type="dxa"/>
-          </w:tblCellMar>
-        </w:tblPrEx>
         <w:tc>
           <w:tcPr>
             <w:tcW w:w="3200" w:type="dxa"/>
@@ -23283,12 +23082,6 @@
         </w:tc>
       </w:tr>
       <w:tr>
-        <w:tblPrEx>
-          <w:tblCellMar>
-            <w:top w:w="0" w:type="dxa"/>
-            <w:bottom w:w="0" w:type="dxa"/>
-          </w:tblCellMar>
-        </w:tblPrEx>
         <w:tc>
           <w:tcPr>
             <w:tcW w:w="3200" w:type="dxa"/>
@@ -23393,12 +23186,6 @@
         </w:tc>
       </w:tr>
       <w:tr>
-        <w:tblPrEx>
-          <w:tblCellMar>
-            <w:top w:w="0" w:type="dxa"/>
-            <w:bottom w:w="0" w:type="dxa"/>
-          </w:tblCellMar>
-        </w:tblPrEx>
         <w:tc>
           <w:tcPr>
             <w:tcW w:w="3200" w:type="dxa"/>
@@ -23475,12 +23262,6 @@
         </w:tc>
       </w:tr>
       <w:tr>
-        <w:tblPrEx>
-          <w:tblCellMar>
-            <w:top w:w="0" w:type="dxa"/>
-            <w:bottom w:w="0" w:type="dxa"/>
-          </w:tblCellMar>
-        </w:tblPrEx>
         <w:tc>
           <w:tcPr>
             <w:tcW w:w="3200" w:type="dxa"/>
@@ -23580,12 +23361,6 @@
         </w:tc>
       </w:tr>
       <w:tr>
-        <w:tblPrEx>
-          <w:tblCellMar>
-            <w:top w:w="0" w:type="dxa"/>
-            <w:bottom w:w="0" w:type="dxa"/>
-          </w:tblCellMar>
-        </w:tblPrEx>
         <w:tc>
           <w:tcPr>
             <w:tcW w:w="3200" w:type="dxa"/>
@@ -23690,12 +23465,6 @@
         </w:tc>
       </w:tr>
       <w:tr>
-        <w:tblPrEx>
-          <w:tblCellMar>
-            <w:top w:w="0" w:type="dxa"/>
-            <w:bottom w:w="0" w:type="dxa"/>
-          </w:tblCellMar>
-        </w:tblPrEx>
         <w:tc>
           <w:tcPr>
             <w:tcW w:w="3200" w:type="dxa"/>
@@ -24839,12 +24608,6 @@
         <w:gridCol w:w="8760"/>
       </w:tblGrid>
       <w:tr>
-        <w:tblPrEx>
-          <w:tblCellMar>
-            <w:top w:w="0" w:type="dxa"/>
-            <w:bottom w:w="0" w:type="dxa"/>
-          </w:tblCellMar>
-        </w:tblPrEx>
         <w:tc>
           <w:tcPr>
             <w:tcW w:w="600" w:type="dxa"/>
@@ -24910,12 +24673,6 @@
         </w:tc>
       </w:tr>
       <w:tr>
-        <w:tblPrEx>
-          <w:tblCellMar>
-            <w:top w:w="0" w:type="dxa"/>
-            <w:bottom w:w="0" w:type="dxa"/>
-          </w:tblCellMar>
-        </w:tblPrEx>
         <w:tc>
           <w:tcPr>
             <w:tcW w:w="600" w:type="dxa"/>
@@ -25078,12 +24835,6 @@
         </w:tc>
       </w:tr>
       <w:tr>
-        <w:tblPrEx>
-          <w:tblCellMar>
-            <w:top w:w="0" w:type="dxa"/>
-            <w:bottom w:w="0" w:type="dxa"/>
-          </w:tblCellMar>
-        </w:tblPrEx>
         <w:tc>
           <w:tcPr>
             <w:tcW w:w="600" w:type="dxa"/>
@@ -25220,12 +24971,6 @@
         </w:tc>
       </w:tr>
       <w:tr>
-        <w:tblPrEx>
-          <w:tblCellMar>
-            <w:top w:w="0" w:type="dxa"/>
-            <w:bottom w:w="0" w:type="dxa"/>
-          </w:tblCellMar>
-        </w:tblPrEx>
         <w:tc>
           <w:tcPr>
             <w:tcW w:w="600" w:type="dxa"/>
@@ -25306,12 +25051,6 @@
         </w:tc>
       </w:tr>
       <w:tr>
-        <w:tblPrEx>
-          <w:tblCellMar>
-            <w:top w:w="0" w:type="dxa"/>
-            <w:bottom w:w="0" w:type="dxa"/>
-          </w:tblCellMar>
-        </w:tblPrEx>
         <w:tc>
           <w:tcPr>
             <w:tcW w:w="600" w:type="dxa"/>
@@ -25392,12 +25131,6 @@
         </w:tc>
       </w:tr>
       <w:tr>
-        <w:tblPrEx>
-          <w:tblCellMar>
-            <w:top w:w="0" w:type="dxa"/>
-            <w:bottom w:w="0" w:type="dxa"/>
-          </w:tblCellMar>
-        </w:tblPrEx>
         <w:tc>
           <w:tcPr>
             <w:tcW w:w="600" w:type="dxa"/>
@@ -25478,12 +25211,6 @@
         </w:tc>
       </w:tr>
       <w:tr>
-        <w:tblPrEx>
-          <w:tblCellMar>
-            <w:top w:w="0" w:type="dxa"/>
-            <w:bottom w:w="0" w:type="dxa"/>
-          </w:tblCellMar>
-        </w:tblPrEx>
         <w:tc>
           <w:tcPr>
             <w:tcW w:w="600" w:type="dxa"/>
@@ -25582,12 +25309,6 @@
         </w:tc>
       </w:tr>
       <w:tr>
-        <w:tblPrEx>
-          <w:tblCellMar>
-            <w:top w:w="0" w:type="dxa"/>
-            <w:bottom w:w="0" w:type="dxa"/>
-          </w:tblCellMar>
-        </w:tblPrEx>
         <w:tc>
           <w:tcPr>
             <w:tcW w:w="600" w:type="dxa"/>
@@ -25724,12 +25445,6 @@
         </w:tc>
       </w:tr>
       <w:tr>
-        <w:tblPrEx>
-          <w:tblCellMar>
-            <w:top w:w="0" w:type="dxa"/>
-            <w:bottom w:w="0" w:type="dxa"/>
-          </w:tblCellMar>
-        </w:tblPrEx>
         <w:tc>
           <w:tcPr>
             <w:tcW w:w="600" w:type="dxa"/>
@@ -25858,12 +25573,6 @@
         </w:tc>
       </w:tr>
       <w:tr>
-        <w:tblPrEx>
-          <w:tblCellMar>
-            <w:top w:w="0" w:type="dxa"/>
-            <w:bottom w:w="0" w:type="dxa"/>
-          </w:tblCellMar>
-        </w:tblPrEx>
         <w:tc>
           <w:tcPr>
             <w:tcW w:w="600" w:type="dxa"/>
@@ -25926,12 +25635,6 @@
         </w:tc>
       </w:tr>
       <w:tr>
-        <w:tblPrEx>
-          <w:tblCellMar>
-            <w:top w:w="0" w:type="dxa"/>
-            <w:bottom w:w="0" w:type="dxa"/>
-          </w:tblCellMar>
-        </w:tblPrEx>
         <w:tc>
           <w:tcPr>
             <w:tcW w:w="600" w:type="dxa"/>
@@ -26012,12 +25715,6 @@
         </w:tc>
       </w:tr>
       <w:tr>
-        <w:tblPrEx>
-          <w:tblCellMar>
-            <w:top w:w="0" w:type="dxa"/>
-            <w:bottom w:w="0" w:type="dxa"/>
-          </w:tblCellMar>
-        </w:tblPrEx>
         <w:tc>
           <w:tcPr>
             <w:tcW w:w="600" w:type="dxa"/>
@@ -26098,12 +25795,6 @@
         </w:tc>
       </w:tr>
       <w:tr>
-        <w:tblPrEx>
-          <w:tblCellMar>
-            <w:top w:w="0" w:type="dxa"/>
-            <w:bottom w:w="0" w:type="dxa"/>
-          </w:tblCellMar>
-        </w:tblPrEx>
         <w:tc>
           <w:tcPr>
             <w:tcW w:w="600" w:type="dxa"/>
@@ -26184,12 +25875,6 @@
         </w:tc>
       </w:tr>
       <w:tr>
-        <w:tblPrEx>
-          <w:tblCellMar>
-            <w:top w:w="0" w:type="dxa"/>
-            <w:bottom w:w="0" w:type="dxa"/>
-          </w:tblCellMar>
-        </w:tblPrEx>
         <w:tc>
           <w:tcPr>
             <w:tcW w:w="600" w:type="dxa"/>
@@ -26252,12 +25937,6 @@
         </w:tc>
       </w:tr>
       <w:tr>
-        <w:tblPrEx>
-          <w:tblCellMar>
-            <w:top w:w="0" w:type="dxa"/>
-            <w:bottom w:w="0" w:type="dxa"/>
-          </w:tblCellMar>
-        </w:tblPrEx>
         <w:tc>
           <w:tcPr>
             <w:tcW w:w="600" w:type="dxa"/>
@@ -26320,12 +25999,6 @@
         </w:tc>
       </w:tr>
       <w:tr>
-        <w:tblPrEx>
-          <w:tblCellMar>
-            <w:top w:w="0" w:type="dxa"/>
-            <w:bottom w:w="0" w:type="dxa"/>
-          </w:tblCellMar>
-        </w:tblPrEx>
         <w:tc>
           <w:tcPr>
             <w:tcW w:w="600" w:type="dxa"/>
@@ -26406,8 +26079,8 @@
       </w:r>
     </w:p>
     <w:sectPr>
-      <w:headerReference w:type="default" r:id="rId7"/>
-      <w:footerReference w:type="default" r:id="rId8"/>
+      <w:headerReference w:type="default" r:id="rId10"/>
+      <w:footerReference w:type="default" r:id="rId11"/>
       <w:pgSz w:w="12240" w:h="15840"/>
       <w:pgMar w:top="1200" w:right="1200" w:bottom="1200" w:left="1200" w:header="708" w:footer="708" w:gutter="0"/>
       <w:cols w:space="720"/>
